--- a/Labs/lab_1/Documentation/МК_ЛР1_Кобилецький_КН-42.docx
+++ b/Labs/lab_1/Documentation/МК_ЛР1_Кобилецький_КН-42.docx
@@ -1313,13 +1313,38 @@
         <w:jc w:val="center"/>
       </w:pPr>
       <w:r>
-        <w:rPr>
-          <w:rFonts w:ascii="Times New Roman" w:hAnsi="Times New Roman" w:eastAsia="Times New Roman"/>
-          <w:b w:val="0"/>
-          <w:sz w:val="28"/>
-          <w:highlight w:val="yellow"/>
-        </w:rPr>
-        <w:t>[ВСТАВИТИ СКРІНШОТ: проект lab_1 у вікні Projects та текст main.c у редакторі]</w:t>
+        <w:drawing>
+          <wp:inline xmlns:a="http://schemas.openxmlformats.org/drawingml/2006/main" xmlns:pic="http://schemas.openxmlformats.org/drawingml/2006/picture">
+            <wp:extent cx="5760000" cy="1836735"/>
+            <wp:docPr id="3" name="Picture 3"/>
+            <wp:cNvGraphicFramePr>
+              <a:graphicFrameLocks noChangeAspect="1"/>
+            </wp:cNvGraphicFramePr>
+            <a:graphic>
+              <a:graphicData uri="http://schemas.openxmlformats.org/drawingml/2006/picture">
+                <pic:pic>
+                  <pic:nvPicPr>
+                    <pic:cNvPr id="0" name="fig1_project.jpg"/>
+                    <pic:cNvPicPr/>
+                  </pic:nvPicPr>
+                  <pic:blipFill>
+                    <a:blip r:embed="rId7"/>
+                    <a:stretch>
+                      <a:fillRect/>
+                    </a:stretch>
+                  </pic:blipFill>
+                  <pic:spPr>
+                    <a:xfrm>
+                      <a:off x="0" y="0"/>
+                      <a:ext cx="5760000" cy="1836735"/>
+                    </a:xfrm>
+                    <a:prstGeom prst="rect"/>
+                  </pic:spPr>
+                </pic:pic>
+              </a:graphicData>
+            </a:graphic>
+          </wp:inline>
+        </w:drawing>
       </w:r>
     </w:p>
     <w:p>
@@ -2078,13 +2103,38 @@
         <w:jc w:val="center"/>
       </w:pPr>
       <w:r>
-        <w:rPr>
-          <w:rFonts w:ascii="Times New Roman" w:hAnsi="Times New Roman" w:eastAsia="Times New Roman"/>
-          <w:b w:val="0"/>
-          <w:sz w:val="28"/>
-          <w:highlight w:val="yellow"/>
-        </w:rPr>
-        <w:t>[ВСТАВИТИ СКРІНШОТ: вікно Output після компіляції (BUILD SUCCESSFUL)]</w:t>
+        <w:drawing>
+          <wp:inline xmlns:a="http://schemas.openxmlformats.org/drawingml/2006/main" xmlns:pic="http://schemas.openxmlformats.org/drawingml/2006/picture">
+            <wp:extent cx="5760000" cy="1024898"/>
+            <wp:docPr id="4" name="Picture 4"/>
+            <wp:cNvGraphicFramePr>
+              <a:graphicFrameLocks noChangeAspect="1"/>
+            </wp:cNvGraphicFramePr>
+            <a:graphic>
+              <a:graphicData uri="http://schemas.openxmlformats.org/drawingml/2006/picture">
+                <pic:pic>
+                  <pic:nvPicPr>
+                    <pic:cNvPr id="0" name="fig2_build_output.jpg"/>
+                    <pic:cNvPicPr/>
+                  </pic:nvPicPr>
+                  <pic:blipFill>
+                    <a:blip r:embed="rId8"/>
+                    <a:stretch>
+                      <a:fillRect/>
+                    </a:stretch>
+                  </pic:blipFill>
+                  <pic:spPr>
+                    <a:xfrm>
+                      <a:off x="0" y="0"/>
+                      <a:ext cx="5760000" cy="1024898"/>
+                    </a:xfrm>
+                    <a:prstGeom prst="rect"/>
+                  </pic:spPr>
+                </pic:pic>
+              </a:graphicData>
+            </a:graphic>
+          </wp:inline>
+        </w:drawing>
       </w:r>
     </w:p>
     <w:p>
@@ -3416,18 +3466,58 @@
     </w:p>
     <w:p>
       <w:pPr>
+        <w:spacing w:after="120" w:before="0" w:line="276" w:lineRule="auto"/>
+        <w:ind w:firstLine="709"/>
+        <w:jc w:val="both"/>
+      </w:pPr>
+      <w:r>
+        <w:rPr>
+          <w:rFonts w:ascii="Times New Roman" w:hAnsi="Times New Roman" w:eastAsia="Times New Roman"/>
+          <w:b w:val="0"/>
+          <w:sz w:val="28"/>
+        </w:rPr>
+        <w:t>У вікні Program Memory під час налагодження (рис. 3) видно ці самі адреси й коди: наприклад, за адресою 3E4h — команда 3001h (MOVLW 0x1), за 3E5h — 078Ch (ADDWF CNT32, F). Псевдокоманда skipnc відображається як BTFSC STATUS, 0 — пропуск наступної команди, якщо перенесення C = 0.</w:t>
+      </w:r>
+    </w:p>
+    <w:p>
+      <w:pPr>
         <w:spacing w:after="0" w:before="0" w:line="276" w:lineRule="auto"/>
         <w:ind w:firstLine="0"/>
         <w:jc w:val="center"/>
       </w:pPr>
       <w:r>
-        <w:rPr>
-          <w:rFonts w:ascii="Times New Roman" w:hAnsi="Times New Roman" w:eastAsia="Times New Roman"/>
-          <w:b w:val="0"/>
-          <w:sz w:val="28"/>
-          <w:highlight w:val="yellow"/>
-        </w:rPr>
-        <w:t>[ВСТАВИТИ СКРІНШОТ: вікно Program Memory з дизасембльованим кодом]</w:t>
+        <w:drawing>
+          <wp:inline xmlns:a="http://schemas.openxmlformats.org/drawingml/2006/main" xmlns:pic="http://schemas.openxmlformats.org/drawingml/2006/picture">
+            <wp:extent cx="3960000" cy="1756692"/>
+            <wp:docPr id="5" name="Picture 5"/>
+            <wp:cNvGraphicFramePr>
+              <a:graphicFrameLocks noChangeAspect="1"/>
+            </wp:cNvGraphicFramePr>
+            <a:graphic>
+              <a:graphicData uri="http://schemas.openxmlformats.org/drawingml/2006/picture">
+                <pic:pic>
+                  <pic:nvPicPr>
+                    <pic:cNvPr id="0" name="fig3_program_memory.jpg"/>
+                    <pic:cNvPicPr/>
+                  </pic:nvPicPr>
+                  <pic:blipFill>
+                    <a:blip r:embed="rId9"/>
+                    <a:stretch>
+                      <a:fillRect/>
+                    </a:stretch>
+                  </pic:blipFill>
+                  <pic:spPr>
+                    <a:xfrm>
+                      <a:off x="0" y="0"/>
+                      <a:ext cx="3960000" cy="1756692"/>
+                    </a:xfrm>
+                    <a:prstGeom prst="rect"/>
+                  </pic:spPr>
+                </pic:pic>
+              </a:graphicData>
+            </a:graphic>
+          </wp:inline>
+        </w:drawing>
       </w:r>
     </w:p>
     <w:p>
@@ -3442,7 +3532,7 @@
           <w:b w:val="0"/>
           <w:sz w:val="24"/>
         </w:rPr>
-        <w:t>Рисунок 3 — вікно Program Memory з дизасембльованим кодом</w:t>
+        <w:t>Рисунок 3 — вікно Program Memory: інкремент CNT32, стрілка — поточна команда 3E4h</w:t>
       </w:r>
     </w:p>
     <w:p>
@@ -3881,13 +3971,38 @@
         <w:jc w:val="center"/>
       </w:pPr>
       <w:r>
-        <w:rPr>
-          <w:rFonts w:ascii="Times New Roman" w:hAnsi="Times New Roman" w:eastAsia="Times New Roman"/>
-          <w:b w:val="0"/>
-          <w:sz w:val="28"/>
-          <w:highlight w:val="yellow"/>
-        </w:rPr>
-        <w:t>[ВСТАВИТИ СКРІНШОТ: вікно Dashboard — використання пам'яті програм і даних]</w:t>
+        <w:drawing>
+          <wp:inline xmlns:a="http://schemas.openxmlformats.org/drawingml/2006/main" xmlns:pic="http://schemas.openxmlformats.org/drawingml/2006/picture">
+            <wp:extent cx="3600000" cy="3270827"/>
+            <wp:docPr id="6" name="Picture 6"/>
+            <wp:cNvGraphicFramePr>
+              <a:graphicFrameLocks noChangeAspect="1"/>
+            </wp:cNvGraphicFramePr>
+            <a:graphic>
+              <a:graphicData uri="http://schemas.openxmlformats.org/drawingml/2006/picture">
+                <pic:pic>
+                  <pic:nvPicPr>
+                    <pic:cNvPr id="0" name="fig4_dashboard.jpg"/>
+                    <pic:cNvPicPr/>
+                  </pic:nvPicPr>
+                  <pic:blipFill>
+                    <a:blip r:embed="rId10"/>
+                    <a:stretch>
+                      <a:fillRect/>
+                    </a:stretch>
+                  </pic:blipFill>
+                  <pic:spPr>
+                    <a:xfrm>
+                      <a:off x="0" y="0"/>
+                      <a:ext cx="3600000" cy="3270827"/>
+                    </a:xfrm>
+                    <a:prstGeom prst="rect"/>
+                  </pic:spPr>
+                </pic:pic>
+              </a:graphicData>
+            </a:graphic>
+          </wp:inline>
+        </w:drawing>
       </w:r>
     </w:p>
     <w:p>
@@ -3902,7 +4017,7 @@
           <w:b w:val="0"/>
           <w:sz w:val="24"/>
         </w:rPr>
-        <w:t>Рисунок 4 — вікно Dashboard — використання пам'яті програм і даних</w:t>
+        <w:t>Рисунок 4 — вікно Dashboard — використання пам'яті: Data 12 байт (18 %), Program 68 слів (7 %)</w:t>
       </w:r>
     </w:p>
     <w:p>
@@ -3982,18 +4097,58 @@
     </w:p>
     <w:p>
       <w:pPr>
+        <w:spacing w:after="120" w:before="0" w:line="276" w:lineRule="auto"/>
+        <w:ind w:firstLine="709"/>
+        <w:jc w:val="both"/>
+      </w:pPr>
+      <w:r>
+        <w:rPr>
+          <w:rFonts w:ascii="Times New Roman" w:hAnsi="Times New Roman" w:eastAsia="Times New Roman"/>
+          <w:b w:val="0"/>
+          <w:sz w:val="28"/>
+        </w:rPr>
+        <w:t>На рис. 5–7 показано стан після двох повних проходів циклу та виконання рядка TMP = TMP + 2 у третьому: TMP = 4, CNT16 = CNT24 = CNT32 = 2. У File Registers червоним виділено змінені комірки 0Ch, 10h, 13h і 15h, у SFRs — регістри WREG, PCL і STATUS.</w:t>
+      </w:r>
+    </w:p>
+    <w:p>
+      <w:pPr>
         <w:spacing w:after="0" w:before="0" w:line="276" w:lineRule="auto"/>
         <w:ind w:firstLine="0"/>
         <w:jc w:val="center"/>
       </w:pPr>
       <w:r>
-        <w:rPr>
-          <w:rFonts w:ascii="Times New Roman" w:hAnsi="Times New Roman" w:eastAsia="Times New Roman"/>
-          <w:b w:val="0"/>
-          <w:sz w:val="28"/>
-          <w:highlight w:val="yellow"/>
-        </w:rPr>
-        <w:t>[ВСТАВИТИ СКРІНШОТ: покрокове виконання: File Registers зі зміненими (червоними) комірками]</w:t>
+        <w:drawing>
+          <wp:inline xmlns:a="http://schemas.openxmlformats.org/drawingml/2006/main" xmlns:pic="http://schemas.openxmlformats.org/drawingml/2006/picture">
+            <wp:extent cx="5760000" cy="1523388"/>
+            <wp:docPr id="7" name="Picture 7"/>
+            <wp:cNvGraphicFramePr>
+              <a:graphicFrameLocks noChangeAspect="1"/>
+            </wp:cNvGraphicFramePr>
+            <a:graphic>
+              <a:graphicData uri="http://schemas.openxmlformats.org/drawingml/2006/picture">
+                <pic:pic>
+                  <pic:nvPicPr>
+                    <pic:cNvPr id="0" name="fig5_file_registers.jpg"/>
+                    <pic:cNvPicPr/>
+                  </pic:nvPicPr>
+                  <pic:blipFill>
+                    <a:blip r:embed="rId11"/>
+                    <a:stretch>
+                      <a:fillRect/>
+                    </a:stretch>
+                  </pic:blipFill>
+                  <pic:spPr>
+                    <a:xfrm>
+                      <a:off x="0" y="0"/>
+                      <a:ext cx="5760000" cy="1523388"/>
+                    </a:xfrm>
+                    <a:prstGeom prst="rect"/>
+                  </pic:spPr>
+                </pic:pic>
+              </a:graphicData>
+            </a:graphic>
+          </wp:inline>
+        </w:drawing>
       </w:r>
     </w:p>
     <w:p>
@@ -4008,7 +4163,7 @@
           <w:b w:val="0"/>
           <w:sz w:val="24"/>
         </w:rPr>
-        <w:t>Рисунок 5 — покрокове виконання: File Registers зі зміненими (червоними) комірками</w:t>
+        <w:t>Рисунок 5 — покрокове виконання: File Registers, змінені комірки виділено червоним</w:t>
       </w:r>
     </w:p>
     <w:p>
@@ -4018,13 +4173,38 @@
         <w:jc w:val="center"/>
       </w:pPr>
       <w:r>
-        <w:rPr>
-          <w:rFonts w:ascii="Times New Roman" w:hAnsi="Times New Roman" w:eastAsia="Times New Roman"/>
-          <w:b w:val="0"/>
-          <w:sz w:val="28"/>
-          <w:highlight w:val="yellow"/>
-        </w:rPr>
-        <w:t>[ВСТАВИТИ СКРІНШОТ: вікно SFRs під час виконання]</w:t>
+        <w:drawing>
+          <wp:inline xmlns:a="http://schemas.openxmlformats.org/drawingml/2006/main" xmlns:pic="http://schemas.openxmlformats.org/drawingml/2006/picture">
+            <wp:extent cx="4680000" cy="1459817"/>
+            <wp:docPr id="8" name="Picture 8"/>
+            <wp:cNvGraphicFramePr>
+              <a:graphicFrameLocks noChangeAspect="1"/>
+            </wp:cNvGraphicFramePr>
+            <a:graphic>
+              <a:graphicData uri="http://schemas.openxmlformats.org/drawingml/2006/picture">
+                <pic:pic>
+                  <pic:nvPicPr>
+                    <pic:cNvPr id="0" name="fig6_sfrs.jpg"/>
+                    <pic:cNvPicPr/>
+                  </pic:nvPicPr>
+                  <pic:blipFill>
+                    <a:blip r:embed="rId12"/>
+                    <a:stretch>
+                      <a:fillRect/>
+                    </a:stretch>
+                  </pic:blipFill>
+                  <pic:spPr>
+                    <a:xfrm>
+                      <a:off x="0" y="0"/>
+                      <a:ext cx="4680000" cy="1459817"/>
+                    </a:xfrm>
+                    <a:prstGeom prst="rect"/>
+                  </pic:spPr>
+                </pic:pic>
+              </a:graphicData>
+            </a:graphic>
+          </wp:inline>
+        </w:drawing>
       </w:r>
     </w:p>
     <w:p>
@@ -4039,7 +4219,7 @@
           <w:b w:val="0"/>
           <w:sz w:val="24"/>
         </w:rPr>
-        <w:t>Рисунок 6 — вікно SFRs під час виконання</w:t>
+        <w:t>Рисунок 6 — вікно SFRs: після TMP = TMP + 2 змінились WREG, PCL і STATUS</w:t>
       </w:r>
     </w:p>
     <w:p>
@@ -4049,13 +4229,38 @@
         <w:jc w:val="center"/>
       </w:pPr>
       <w:r>
-        <w:rPr>
-          <w:rFonts w:ascii="Times New Roman" w:hAnsi="Times New Roman" w:eastAsia="Times New Roman"/>
-          <w:b w:val="0"/>
-          <w:sz w:val="28"/>
-          <w:highlight w:val="yellow"/>
-        </w:rPr>
-        <w:t>[ВСТАВИТИ СКРІНШОТ: вікно Watches зі змінними TMP, CNT16, CNT24, CNT32]</w:t>
+        <w:drawing>
+          <wp:inline xmlns:a="http://schemas.openxmlformats.org/drawingml/2006/main" xmlns:pic="http://schemas.openxmlformats.org/drawingml/2006/picture">
+            <wp:extent cx="5760000" cy="591429"/>
+            <wp:docPr id="9" name="Picture 9"/>
+            <wp:cNvGraphicFramePr>
+              <a:graphicFrameLocks noChangeAspect="1"/>
+            </wp:cNvGraphicFramePr>
+            <a:graphic>
+              <a:graphicData uri="http://schemas.openxmlformats.org/drawingml/2006/picture">
+                <pic:pic>
+                  <pic:nvPicPr>
+                    <pic:cNvPr id="0" name="fig7_watches.jpg"/>
+                    <pic:cNvPicPr/>
+                  </pic:nvPicPr>
+                  <pic:blipFill>
+                    <a:blip r:embed="rId13"/>
+                    <a:stretch>
+                      <a:fillRect/>
+                    </a:stretch>
+                  </pic:blipFill>
+                  <pic:spPr>
+                    <a:xfrm>
+                      <a:off x="0" y="0"/>
+                      <a:ext cx="5760000" cy="591429"/>
+                    </a:xfrm>
+                    <a:prstGeom prst="rect"/>
+                  </pic:spPr>
+                </pic:pic>
+              </a:graphicData>
+            </a:graphic>
+          </wp:inline>
+        </w:drawing>
       </w:r>
     </w:p>
     <w:p>
@@ -4070,7 +4275,22 @@
           <w:b w:val="0"/>
           <w:sz w:val="24"/>
         </w:rPr>
-        <w:t>Рисунок 7 — вікно Watches зі змінними TMP, CNT16, CNT24, CNT32</w:t>
+        <w:t>Рисунок 7 — вікно Watches: адреси і значення змінних TMP, CNT16, CNT32, CNT24</w:t>
+      </w:r>
+    </w:p>
+    <w:p>
+      <w:pPr>
+        <w:spacing w:after="120" w:before="0" w:line="276" w:lineRule="auto"/>
+        <w:ind w:firstLine="709"/>
+        <w:jc w:val="both"/>
+      </w:pPr>
+      <w:r>
+        <w:rPr>
+          <w:rFonts w:ascii="Times New Roman" w:hAnsi="Times New Roman" w:eastAsia="Times New Roman"/>
+          <w:b w:val="0"/>
+          <w:sz w:val="28"/>
+        </w:rPr>
+        <w:t>На рис. 8 програму зупинено на точці зупинки в рядку CNT32++ після роботи в автоматичному режимі (PC = 3E4h). TMP = 9Bh — 1-байтова змінна багато разів переповнювалась; CNT16 = CE9Bh, CNT24 = 1ECE9Bh, а CNT32 = 1ECE9Ah — на одиницю менше, бо рядок CNT32++ ще не виконано. Молодші байти всіх лічильників однакові, оскільки всі вони збільшуються в одному циклі.</w:t>
       </w:r>
     </w:p>
     <w:p>
@@ -4080,13 +4300,38 @@
         <w:jc w:val="center"/>
       </w:pPr>
       <w:r>
-        <w:rPr>
-          <w:rFonts w:ascii="Times New Roman" w:hAnsi="Times New Roman" w:eastAsia="Times New Roman"/>
-          <w:b w:val="0"/>
-          <w:sz w:val="28"/>
-          <w:highlight w:val="yellow"/>
-        </w:rPr>
-        <w:t>[ВСТАВИТИ СКРІНШОТ: точка зупинки на рядку CNT32++ і зупинка програми на ній]</w:t>
+        <w:drawing>
+          <wp:inline xmlns:a="http://schemas.openxmlformats.org/drawingml/2006/main" xmlns:pic="http://schemas.openxmlformats.org/drawingml/2006/picture">
+            <wp:extent cx="5760000" cy="2046122"/>
+            <wp:docPr id="10" name="Picture 10"/>
+            <wp:cNvGraphicFramePr>
+              <a:graphicFrameLocks noChangeAspect="1"/>
+            </wp:cNvGraphicFramePr>
+            <a:graphic>
+              <a:graphicData uri="http://schemas.openxmlformats.org/drawingml/2006/picture">
+                <pic:pic>
+                  <pic:nvPicPr>
+                    <pic:cNvPr id="0" name="fig8_breakpoint.jpg"/>
+                    <pic:cNvPicPr/>
+                  </pic:nvPicPr>
+                  <pic:blipFill>
+                    <a:blip r:embed="rId14"/>
+                    <a:stretch>
+                      <a:fillRect/>
+                    </a:stretch>
+                  </pic:blipFill>
+                  <pic:spPr>
+                    <a:xfrm>
+                      <a:off x="0" y="0"/>
+                      <a:ext cx="5760000" cy="2046122"/>
+                    </a:xfrm>
+                    <a:prstGeom prst="rect"/>
+                  </pic:spPr>
+                </pic:pic>
+              </a:graphicData>
+            </a:graphic>
+          </wp:inline>
+        </w:drawing>
       </w:r>
     </w:p>
     <w:p>
@@ -4101,7 +4346,7 @@
           <w:b w:val="0"/>
           <w:sz w:val="24"/>
         </w:rPr>
-        <w:t>Рисунок 8 — точка зупинки на рядку CNT32++ і зупинка програми на ній</w:t>
+        <w:t>Рисунок 8 — зупинка на точці зупинки в рядку CNT32++ і значення змінних у Watches</w:t>
       </w:r>
     </w:p>
     <w:p>
